--- a/backend/rtv_model/RTV_model_design_v2.docx
+++ b/backend/rtv_model/RTV_model_design_v2.docx
@@ -8,10 +8,13 @@
         <w:jc w:val="center"/>
       </w:pPr>
       <w:r>
-        <w:t>RTV信用评分模型详细设计</w:t>
+        <w:t>餐饮供应链金融赋能平台 - RTV模型详细设计</w:t>
       </w:r>
     </w:p>
     <w:p>
+      <w:pPr>
+        <w:jc w:val="center"/>
+      </w:pPr>
       <w:r>
         <w:t>Real-Time Verification (RTV) Credit Scoring Model - Detailed Design</w:t>
       </w:r>
@@ -22,7 +25,7 @@
         <w:pStyle w:val="Heading1"/>
       </w:pPr>
       <w:r>
-        <w:t>一、文献综述 | Literature Review</w:t>
+        <w:t>一、文献综述</w:t>
       </w:r>
     </w:p>
     <w:p>
@@ -266,59 +269,62 @@
     </w:p>
     <w:p>
       <w:r>
-        <w:t>供应链金融:</w:t>
+        <w:rPr>
+          <w:b/>
+        </w:rPr>
+        <w:t xml:space="preserve">供应链金融: </w:t>
+      </w:r>
+      <w:r>
+        <w:t>Hofmann (2005): Supply Chain Finance: some conceptual insights, Logistik Management</w:t>
       </w:r>
     </w:p>
     <w:p>
       <w:r>
-        <w:t>• Hofmann (2005): Supply Chain Finance: some conceptual insights</w:t>
+        <w:t xml:space="preserve">  Cameron (2006): Supply Chain Finance, Journal of Payments Strategy &amp; Systems</w:t>
       </w:r>
     </w:p>
     <w:p>
       <w:r>
-        <w:t>• Camerinelli (2006): Supply Chain Finance</w:t>
-      </w:r>
-    </w:p>
-    <w:p>
-      <w:r>
-        <w:t>• Lamorte et al. (2019): Supply Chain Finance: A structured literature review</w:t>
+        <w:t xml:space="preserve">  Lamorte et al. (2019): Supply Chain Finance: A structured literature review</w:t>
       </w:r>
     </w:p>
     <w:p/>
     <w:p>
       <w:r>
-        <w:t>SME融资与数字技术:</w:t>
+        <w:rPr>
+          <w:b/>
+        </w:rPr>
+        <w:t xml:space="preserve">SME融资与数字技术: </w:t>
+      </w:r>
+      <w:r>
+        <w:t>Berg et al. (2020): Does FinTech Improve Access to Credit? - American Economic Review</w:t>
       </w:r>
     </w:p>
     <w:p>
       <w:r>
-        <w:t>• Berg et al. (2020): Does FinTech Improve Access to Credit?</w:t>
+        <w:t xml:space="preserve">  Jagtiani &amp; Lemieux (2019): Do FinTech Lenders Penetrate Areas that Banks Are Abandoning?</w:t>
       </w:r>
     </w:p>
     <w:p>
       <w:r>
-        <w:t>• Jagtiani &amp; Lemieux (2019): Do FinTech Lenders Penetrate Areas that Banks Are Abandoning?</w:t>
-      </w:r>
-    </w:p>
-    <w:p>
-      <w:r>
-        <w:t>• Ding et al. (2021): AI and Credit: Machine Learning in Small Business Lending</w:t>
+        <w:t xml:space="preserve">  Ding et al. (2021): AI and Credit: Machine Learning in Small Business Lending</w:t>
       </w:r>
     </w:p>
     <w:p/>
     <w:p>
       <w:r>
-        <w:t>面板数据计量方法:</w:t>
+        <w:rPr>
+          <w:b/>
+        </w:rPr>
+        <w:t xml:space="preserve">面板数据计量方法: </w:t>
+      </w:r>
+      <w:r>
+        <w:t>Arellano &amp; Bond (1991): Some Tests of Dynamic Panel Data</w:t>
       </w:r>
     </w:p>
     <w:p>
       <w:r>
-        <w:t>• Arellano &amp; Bond (1991): Some Tests of Dynamic Panel Data</w:t>
-      </w:r>
-    </w:p>
-    <w:p>
-      <w:r>
-        <w:t>• Wooldridge (2002): Econometric Analysis of Cross Section and Panel Data</w:t>
+        <w:t xml:space="preserve">  Wooldridge (2002): Econometric Analysis of Cross Section and Panel Data, MIT Press</w:t>
       </w:r>
     </w:p>
     <w:p>
@@ -326,7 +332,7 @@
         <w:pStyle w:val="Heading1"/>
       </w:pPr>
       <w:r>
-        <w:t>二、模型设定 | Model Specification</w:t>
+        <w:t>二、模型设定</w:t>
       </w:r>
     </w:p>
     <w:p>
@@ -715,6 +721,9 @@
     </w:p>
     <w:p>
       <w:r>
+        <w:rPr>
+          <w:i/>
+        </w:rPr>
         <w:t>FlowScore_i = (Flow_i - 均值) / 标准差</w:t>
       </w:r>
     </w:p>
@@ -733,27 +742,101 @@
     </w:p>
     <w:p>
       <w:r>
-        <w:t>(1) 季节虚拟变量: Q1(春-基准), Q2(夏), Q3(秋), Q4(冬)</w:t>
+        <w:t>(1) 季节虚拟变量 (Season Dummies)</w:t>
       </w:r>
     </w:p>
     <w:p>
       <w:r>
-        <w:t>(2) 宏观控制变量: GDP增速, CPI, LPR, M2货币供应</w:t>
+        <w:rPr>
+          <w:b/>
+        </w:rPr>
+        <w:t xml:space="preserve">Q1 (春): </w:t>
+      </w:r>
+      <w:r>
+        <w:t>春节旺季，基准期</w:t>
       </w:r>
     </w:p>
     <w:p>
       <w:r>
-        <w:t>(3) 区域固定效应: T1(一线), T2(二线), T3(三四线), T4(县域)</w:t>
+        <w:rPr>
+          <w:b/>
+        </w:rPr>
+        <w:t xml:space="preserve">Q2 (夏): </w:t>
+      </w:r>
+      <w:r>
+        <w:t>夜宵旺季</w:t>
       </w:r>
     </w:p>
     <w:p>
       <w:r>
-        <w:t>(4) 行业细分: 正餐, 快餐小吃, 火锅, 饮品甜品, 其他</w:t>
+        <w:rPr>
+          <w:b/>
+        </w:rPr>
+        <w:t xml:space="preserve">Q3 (秋): </w:t>
+      </w:r>
+      <w:r>
+        <w:t>开学/中秋</w:t>
       </w:r>
     </w:p>
     <w:p>
       <w:r>
-        <w:t>(5) 时间固定效应</w:t>
+        <w:rPr>
+          <w:b/>
+        </w:rPr>
+        <w:t xml:space="preserve">Q4 (冬): </w:t>
+      </w:r>
+      <w:r>
+        <w:t>火锅/旺季</w:t>
+      </w:r>
+    </w:p>
+    <w:p/>
+    <w:p>
+      <w:r>
+        <w:t>(2) 宏观控制变量</w:t>
+      </w:r>
+    </w:p>
+    <w:p>
+      <w:r>
+        <w:t>GDP增速, 消费者价格指数(CPI), 贷款基准利率(LPR), M2货币供应</w:t>
+      </w:r>
+    </w:p>
+    <w:p/>
+    <w:p>
+      <w:r>
+        <w:t>(3) 区域固定效应 (Region FE)</w:t>
+      </w:r>
+    </w:p>
+    <w:p>
+      <w:r>
+        <w:t>T1: 一线城市 (北上广深), T2: 二线城市 (省会/计划单列), T3: 三四线城市 (地级市), T4: 县域 (县级市/县)</w:t>
+      </w:r>
+    </w:p>
+    <w:p/>
+    <w:p>
+      <w:r>
+        <w:t>(4) 行业细分 (Industry FE)</w:t>
+      </w:r>
+    </w:p>
+    <w:p>
+      <w:r>
+        <w:t>I1: 正餐, I2: 快餐小吃, I3: 火锅, I4: 饮品甜品, I5: 其他</w:t>
+      </w:r>
+    </w:p>
+    <w:p/>
+    <w:p>
+      <w:r>
+        <w:t>(5) 时间固定效应 (Year FE): 控制共同时间趋势</w:t>
+      </w:r>
+    </w:p>
+    <w:p/>
+    <w:p>
+      <w:r>
+        <w:t>(6) 稳健性检验变量</w:t>
+      </w:r>
+    </w:p>
+    <w:p>
+      <w:r>
+        <w:t>替换被解释变量, 缩尾处理, 滞后解释变量, 子样本回归</w:t>
       </w:r>
     </w:p>
     <w:p>
@@ -761,7 +844,7 @@
         <w:pStyle w:val="Heading1"/>
       </w:pPr>
       <w:r>
-        <w:t>三、计量模型 | Econometric Model</w:t>
+        <w:t>三、计量模型</w:t>
       </w:r>
     </w:p>
     <w:p>
@@ -774,6 +857,9 @@
     </w:p>
     <w:p>
       <w:r>
+        <w:rPr>
+          <w:i/>
+        </w:rPr>
         <w:t>CreditScore_it = α + β1*FlowScore_it + β2*TrafficScore_it + β3*SupplyScore_it + γ*X_it + ε_it</w:t>
       </w:r>
     </w:p>
@@ -782,17 +868,20 @@
         <w:pStyle w:val="Heading2"/>
       </w:pPr>
       <w:r>
-        <w:t>3.2 固定效应模型 (Fixed Effects)</w:t>
+        <w:t>3.2 固定效应模型 (Fixed Effects) 【推荐】</w:t>
       </w:r>
     </w:p>
     <w:p>
       <w:r>
+        <w:rPr>
+          <w:i/>
+        </w:rPr>
         <w:t>CreditScore_it = α_i + λ_t + β1*FlowScore_it + β2*TrafficScore_it + β3*SupplyScore_it + γ*X_it + ε_it</w:t>
       </w:r>
     </w:p>
     <w:p>
       <w:r>
-        <w:t>其中: α_i=商户个体固定效应, λ_t=时间固定效应</w:t>
+        <w:t>其中: α_i=商户个体固定效应, λ_t=时间固定效应(年/季度), X_it=其他控制变量</w:t>
       </w:r>
     </w:p>
     <w:p>
@@ -805,7 +894,15 @@
     </w:p>
     <w:p>
       <w:r>
+        <w:rPr>
+          <w:i/>
+        </w:rPr>
         <w:t>CreditScore_it = α + ρ*CreditScore_i,t-1 + β1*FlowScore_it + β2*TrafficScore_it + β3*SupplyScore_it + γ*X_it + ε_it</w:t>
+      </w:r>
+    </w:p>
+    <w:p>
+      <w:r>
+        <w:t>使用Arellano-Bond (1991)两步法系统GMM估计，处理内生性</w:t>
       </w:r>
     </w:p>
     <w:p>
@@ -818,6 +915,9 @@
     </w:p>
     <w:p>
       <w:r>
+        <w:rPr>
+          <w:i/>
+        </w:rPr>
         <w:t>Anomaly_it = FlowScore_it / TrafficScore_it</w:t>
       </w:r>
     </w:p>
@@ -831,7 +931,7 @@
         <w:pStyle w:val="Heading1"/>
       </w:pPr>
       <w:r>
-        <w:t>四、变量汇总表 | Variable Summary</w:t>
+        <w:t>四、变量汇总表</w:t>
       </w:r>
     </w:p>
     <w:tbl>
@@ -904,31 +1004,51 @@
           <w:tcPr>
             <w:tcW w:type="dxa" w:w="1728"/>
           </w:tcPr>
-          <w:p/>
+          <w:p>
+            <w:r>
+              <w:t>被解释变量</w:t>
+            </w:r>
+          </w:p>
         </w:tc>
         <w:tc>
           <w:tcPr>
             <w:tcW w:type="dxa" w:w="1728"/>
           </w:tcPr>
-          <w:p/>
+          <w:p>
+            <w:r>
+              <w:t>信用评分</w:t>
+            </w:r>
+          </w:p>
         </w:tc>
         <w:tc>
           <w:tcPr>
             <w:tcW w:type="dxa" w:w="1728"/>
           </w:tcPr>
-          <w:p/>
+          <w:p>
+            <w:r>
+              <w:t>CreditScore</w:t>
+            </w:r>
+          </w:p>
         </w:tc>
         <w:tc>
           <w:tcPr>
             <w:tcW w:type="dxa" w:w="1728"/>
           </w:tcPr>
-          <w:p/>
+          <w:p>
+            <w:r>
+              <w:t>综合评分0-100</w:t>
+            </w:r>
+          </w:p>
         </w:tc>
         <w:tc>
           <w:tcPr>
             <w:tcW w:type="dxa" w:w="1728"/>
           </w:tcPr>
-          <w:p/>
+          <w:p>
+            <w:r>
+              <w:t>it</w:t>
+            </w:r>
+          </w:p>
         </w:tc>
       </w:tr>
       <w:tr>
@@ -936,31 +1056,49 @@
           <w:tcPr>
             <w:tcW w:type="dxa" w:w="1728"/>
           </w:tcPr>
-          <w:p/>
+          <w:p>
+            <w:r/>
+          </w:p>
         </w:tc>
         <w:tc>
           <w:tcPr>
             <w:tcW w:type="dxa" w:w="1728"/>
           </w:tcPr>
-          <w:p/>
+          <w:p>
+            <w:r>
+              <w:t>是否违约</w:t>
+            </w:r>
+          </w:p>
         </w:tc>
         <w:tc>
           <w:tcPr>
             <w:tcW w:type="dxa" w:w="1728"/>
           </w:tcPr>
-          <w:p/>
+          <w:p>
+            <w:r>
+              <w:t>Default</w:t>
+            </w:r>
+          </w:p>
         </w:tc>
         <w:tc>
           <w:tcPr>
             <w:tcW w:type="dxa" w:w="1728"/>
           </w:tcPr>
-          <w:p/>
+          <w:p>
+            <w:r>
+              <w:t>违约=1,否则0</w:t>
+            </w:r>
+          </w:p>
         </w:tc>
         <w:tc>
           <w:tcPr>
             <w:tcW w:type="dxa" w:w="1728"/>
           </w:tcPr>
-          <w:p/>
+          <w:p>
+            <w:r>
+              <w:t>it</w:t>
+            </w:r>
+          </w:p>
         </w:tc>
       </w:tr>
       <w:tr>
@@ -968,31 +1106,49 @@
           <w:tcPr>
             <w:tcW w:type="dxa" w:w="1728"/>
           </w:tcPr>
-          <w:p/>
+          <w:p>
+            <w:r/>
+          </w:p>
         </w:tc>
         <w:tc>
           <w:tcPr>
             <w:tcW w:type="dxa" w:w="1728"/>
           </w:tcPr>
-          <w:p/>
+          <w:p>
+            <w:r>
+              <w:t>授信额度</w:t>
+            </w:r>
+          </w:p>
         </w:tc>
         <w:tc>
           <w:tcPr>
             <w:tcW w:type="dxa" w:w="1728"/>
           </w:tcPr>
-          <w:p/>
+          <w:p>
+            <w:r>
+              <w:t>CreditLimit</w:t>
+            </w:r>
+          </w:p>
         </w:tc>
         <w:tc>
           <w:tcPr>
             <w:tcW w:type="dxa" w:w="1728"/>
           </w:tcPr>
-          <w:p/>
+          <w:p>
+            <w:r>
+              <w:t>实际授信金额</w:t>
+            </w:r>
+          </w:p>
         </w:tc>
         <w:tc>
           <w:tcPr>
             <w:tcW w:type="dxa" w:w="1728"/>
           </w:tcPr>
-          <w:p/>
+          <w:p>
+            <w:r>
+              <w:t>it</w:t>
+            </w:r>
+          </w:p>
         </w:tc>
       </w:tr>
       <w:tr>
@@ -1000,31 +1156,51 @@
           <w:tcPr>
             <w:tcW w:type="dxa" w:w="1728"/>
           </w:tcPr>
-          <w:p/>
+          <w:p>
+            <w:r>
+              <w:t>核心解释变量</w:t>
+            </w:r>
+          </w:p>
         </w:tc>
         <w:tc>
           <w:tcPr>
             <w:tcW w:type="dxa" w:w="1728"/>
           </w:tcPr>
-          <w:p/>
+          <w:p>
+            <w:r>
+              <w:t>资金流得分</w:t>
+            </w:r>
+          </w:p>
         </w:tc>
         <w:tc>
           <w:tcPr>
             <w:tcW w:type="dxa" w:w="1728"/>
           </w:tcPr>
-          <w:p/>
+          <w:p>
+            <w:r>
+              <w:t>FlowScore</w:t>
+            </w:r>
+          </w:p>
         </w:tc>
         <w:tc>
           <w:tcPr>
             <w:tcW w:type="dxa" w:w="1728"/>
           </w:tcPr>
-          <w:p/>
+          <w:p>
+            <w:r>
+              <w:t>标准化支付流水</w:t>
+            </w:r>
+          </w:p>
         </w:tc>
         <w:tc>
           <w:tcPr>
             <w:tcW w:type="dxa" w:w="1728"/>
           </w:tcPr>
-          <w:p/>
+          <w:p>
+            <w:r>
+              <w:t>it</w:t>
+            </w:r>
+          </w:p>
         </w:tc>
       </w:tr>
       <w:tr>
@@ -1032,31 +1208,49 @@
           <w:tcPr>
             <w:tcW w:type="dxa" w:w="1728"/>
           </w:tcPr>
-          <w:p/>
+          <w:p>
+            <w:r/>
+          </w:p>
         </w:tc>
         <w:tc>
           <w:tcPr>
             <w:tcW w:type="dxa" w:w="1728"/>
           </w:tcPr>
-          <w:p/>
+          <w:p>
+            <w:r>
+              <w:t>客流得分</w:t>
+            </w:r>
+          </w:p>
         </w:tc>
         <w:tc>
           <w:tcPr>
             <w:tcW w:type="dxa" w:w="1728"/>
           </w:tcPr>
-          <w:p/>
+          <w:p>
+            <w:r>
+              <w:t>TrafficScore</w:t>
+            </w:r>
+          </w:p>
         </w:tc>
         <w:tc>
           <w:tcPr>
             <w:tcW w:type="dxa" w:w="1728"/>
           </w:tcPr>
-          <w:p/>
+          <w:p>
+            <w:r>
+              <w:t>标准化客流量</w:t>
+            </w:r>
+          </w:p>
         </w:tc>
         <w:tc>
           <w:tcPr>
             <w:tcW w:type="dxa" w:w="1728"/>
           </w:tcPr>
-          <w:p/>
+          <w:p>
+            <w:r>
+              <w:t>it</w:t>
+            </w:r>
+          </w:p>
         </w:tc>
       </w:tr>
       <w:tr>
@@ -1064,31 +1258,49 @@
           <w:tcPr>
             <w:tcW w:type="dxa" w:w="1728"/>
           </w:tcPr>
-          <w:p/>
+          <w:p>
+            <w:r/>
+          </w:p>
         </w:tc>
         <w:tc>
           <w:tcPr>
             <w:tcW w:type="dxa" w:w="1728"/>
           </w:tcPr>
-          <w:p/>
+          <w:p>
+            <w:r>
+              <w:t>供应链得分</w:t>
+            </w:r>
+          </w:p>
         </w:tc>
         <w:tc>
           <w:tcPr>
             <w:tcW w:type="dxa" w:w="1728"/>
           </w:tcPr>
-          <w:p/>
+          <w:p>
+            <w:r>
+              <w:t>SupplyScore</w:t>
+            </w:r>
+          </w:p>
         </w:tc>
         <w:tc>
           <w:tcPr>
             <w:tcW w:type="dxa" w:w="1728"/>
           </w:tcPr>
-          <w:p/>
+          <w:p>
+            <w:r>
+              <w:t>标准化采购额</w:t>
+            </w:r>
+          </w:p>
         </w:tc>
         <w:tc>
           <w:tcPr>
             <w:tcW w:type="dxa" w:w="1728"/>
           </w:tcPr>
-          <w:p/>
+          <w:p>
+            <w:r>
+              <w:t>it</w:t>
+            </w:r>
+          </w:p>
         </w:tc>
       </w:tr>
       <w:tr>
@@ -1096,31 +1308,51 @@
           <w:tcPr>
             <w:tcW w:type="dxa" w:w="1728"/>
           </w:tcPr>
-          <w:p/>
+          <w:p>
+            <w:r>
+              <w:t>控制变量-季节</w:t>
+            </w:r>
+          </w:p>
         </w:tc>
         <w:tc>
           <w:tcPr>
             <w:tcW w:type="dxa" w:w="1728"/>
           </w:tcPr>
-          <w:p/>
+          <w:p>
+            <w:r>
+              <w:t>Q2虚拟变量</w:t>
+            </w:r>
+          </w:p>
         </w:tc>
         <w:tc>
           <w:tcPr>
             <w:tcW w:type="dxa" w:w="1728"/>
           </w:tcPr>
-          <w:p/>
+          <w:p>
+            <w:r>
+              <w:t>Q2</w:t>
+            </w:r>
+          </w:p>
         </w:tc>
         <w:tc>
           <w:tcPr>
             <w:tcW w:type="dxa" w:w="1728"/>
           </w:tcPr>
-          <w:p/>
+          <w:p>
+            <w:r>
+              <w:t>2季度=1</w:t>
+            </w:r>
+          </w:p>
         </w:tc>
         <w:tc>
           <w:tcPr>
             <w:tcW w:type="dxa" w:w="1728"/>
           </w:tcPr>
-          <w:p/>
+          <w:p>
+            <w:r>
+              <w:t>it</w:t>
+            </w:r>
+          </w:p>
         </w:tc>
       </w:tr>
       <w:tr>
@@ -1128,31 +1360,49 @@
           <w:tcPr>
             <w:tcW w:type="dxa" w:w="1728"/>
           </w:tcPr>
-          <w:p/>
+          <w:p>
+            <w:r/>
+          </w:p>
         </w:tc>
         <w:tc>
           <w:tcPr>
             <w:tcW w:type="dxa" w:w="1728"/>
           </w:tcPr>
-          <w:p/>
+          <w:p>
+            <w:r>
+              <w:t>Q3虚拟变量</w:t>
+            </w:r>
+          </w:p>
         </w:tc>
         <w:tc>
           <w:tcPr>
             <w:tcW w:type="dxa" w:w="1728"/>
           </w:tcPr>
-          <w:p/>
+          <w:p>
+            <w:r>
+              <w:t>Q3</w:t>
+            </w:r>
+          </w:p>
         </w:tc>
         <w:tc>
           <w:tcPr>
             <w:tcW w:type="dxa" w:w="1728"/>
           </w:tcPr>
-          <w:p/>
+          <w:p>
+            <w:r>
+              <w:t>3季度=1</w:t>
+            </w:r>
+          </w:p>
         </w:tc>
         <w:tc>
           <w:tcPr>
             <w:tcW w:type="dxa" w:w="1728"/>
           </w:tcPr>
-          <w:p/>
+          <w:p>
+            <w:r>
+              <w:t>it</w:t>
+            </w:r>
+          </w:p>
         </w:tc>
       </w:tr>
       <w:tr>
@@ -1160,31 +1410,49 @@
           <w:tcPr>
             <w:tcW w:type="dxa" w:w="1728"/>
           </w:tcPr>
-          <w:p/>
+          <w:p>
+            <w:r/>
+          </w:p>
         </w:tc>
         <w:tc>
           <w:tcPr>
             <w:tcW w:type="dxa" w:w="1728"/>
           </w:tcPr>
-          <w:p/>
+          <w:p>
+            <w:r>
+              <w:t>Q4虚拟变量</w:t>
+            </w:r>
+          </w:p>
         </w:tc>
         <w:tc>
           <w:tcPr>
             <w:tcW w:type="dxa" w:w="1728"/>
           </w:tcPr>
-          <w:p/>
+          <w:p>
+            <w:r>
+              <w:t>Q4</w:t>
+            </w:r>
+          </w:p>
         </w:tc>
         <w:tc>
           <w:tcPr>
             <w:tcW w:type="dxa" w:w="1728"/>
           </w:tcPr>
-          <w:p/>
+          <w:p>
+            <w:r>
+              <w:t>4季度=1</w:t>
+            </w:r>
+          </w:p>
         </w:tc>
         <w:tc>
           <w:tcPr>
             <w:tcW w:type="dxa" w:w="1728"/>
           </w:tcPr>
-          <w:p/>
+          <w:p>
+            <w:r>
+              <w:t>it</w:t>
+            </w:r>
+          </w:p>
         </w:tc>
       </w:tr>
       <w:tr>
@@ -1192,31 +1460,51 @@
           <w:tcPr>
             <w:tcW w:type="dxa" w:w="1728"/>
           </w:tcPr>
-          <w:p/>
+          <w:p>
+            <w:r>
+              <w:t>-宏观</w:t>
+            </w:r>
+          </w:p>
         </w:tc>
         <w:tc>
           <w:tcPr>
             <w:tcW w:type="dxa" w:w="1728"/>
           </w:tcPr>
-          <w:p/>
+          <w:p>
+            <w:r>
+              <w:t>GDP增速</w:t>
+            </w:r>
+          </w:p>
         </w:tc>
         <w:tc>
           <w:tcPr>
             <w:tcW w:type="dxa" w:w="1728"/>
           </w:tcPr>
-          <w:p/>
+          <w:p>
+            <w:r>
+              <w:t>dGDP</w:t>
+            </w:r>
+          </w:p>
         </w:tc>
         <w:tc>
           <w:tcPr>
             <w:tcW w:type="dxa" w:w="1728"/>
           </w:tcPr>
-          <w:p/>
+          <w:p>
+            <w:r>
+              <w:t>季度GDP同比%</w:t>
+            </w:r>
+          </w:p>
         </w:tc>
         <w:tc>
           <w:tcPr>
             <w:tcW w:type="dxa" w:w="1728"/>
           </w:tcPr>
-          <w:p/>
+          <w:p>
+            <w:r>
+              <w:t>t</w:t>
+            </w:r>
+          </w:p>
         </w:tc>
       </w:tr>
       <w:tr>
@@ -1224,31 +1512,49 @@
           <w:tcPr>
             <w:tcW w:type="dxa" w:w="1728"/>
           </w:tcPr>
-          <w:p/>
+          <w:p>
+            <w:r/>
+          </w:p>
         </w:tc>
         <w:tc>
           <w:tcPr>
             <w:tcW w:type="dxa" w:w="1728"/>
           </w:tcPr>
-          <w:p/>
+          <w:p>
+            <w:r>
+              <w:t>CPI</w:t>
+            </w:r>
+          </w:p>
         </w:tc>
         <w:tc>
           <w:tcPr>
             <w:tcW w:type="dxa" w:w="1728"/>
           </w:tcPr>
-          <w:p/>
+          <w:p>
+            <w:r>
+              <w:t>CPI</w:t>
+            </w:r>
+          </w:p>
         </w:tc>
         <w:tc>
           <w:tcPr>
             <w:tcW w:type="dxa" w:w="1728"/>
           </w:tcPr>
-          <w:p/>
+          <w:p>
+            <w:r>
+              <w:t>季度CPI同比%</w:t>
+            </w:r>
+          </w:p>
         </w:tc>
         <w:tc>
           <w:tcPr>
             <w:tcW w:type="dxa" w:w="1728"/>
           </w:tcPr>
-          <w:p/>
+          <w:p>
+            <w:r>
+              <w:t>t</w:t>
+            </w:r>
+          </w:p>
         </w:tc>
       </w:tr>
       <w:tr>
@@ -1256,31 +1562,49 @@
           <w:tcPr>
             <w:tcW w:type="dxa" w:w="1728"/>
           </w:tcPr>
-          <w:p/>
+          <w:p>
+            <w:r/>
+          </w:p>
         </w:tc>
         <w:tc>
           <w:tcPr>
             <w:tcW w:type="dxa" w:w="1728"/>
           </w:tcPr>
-          <w:p/>
+          <w:p>
+            <w:r>
+              <w:t>LPR</w:t>
+            </w:r>
+          </w:p>
         </w:tc>
         <w:tc>
           <w:tcPr>
             <w:tcW w:type="dxa" w:w="1728"/>
           </w:tcPr>
-          <w:p/>
+          <w:p>
+            <w:r>
+              <w:t>LPR</w:t>
+            </w:r>
+          </w:p>
         </w:tc>
         <w:tc>
           <w:tcPr>
             <w:tcW w:type="dxa" w:w="1728"/>
           </w:tcPr>
-          <w:p/>
+          <w:p>
+            <w:r>
+              <w:t>1年期LPR%</w:t>
+            </w:r>
+          </w:p>
         </w:tc>
         <w:tc>
           <w:tcPr>
             <w:tcW w:type="dxa" w:w="1728"/>
           </w:tcPr>
-          <w:p/>
+          <w:p>
+            <w:r>
+              <w:t>t</w:t>
+            </w:r>
+          </w:p>
         </w:tc>
       </w:tr>
       <w:tr>
@@ -1288,31 +1612,49 @@
           <w:tcPr>
             <w:tcW w:type="dxa" w:w="1728"/>
           </w:tcPr>
-          <w:p/>
+          <w:p>
+            <w:r/>
+          </w:p>
         </w:tc>
         <w:tc>
           <w:tcPr>
             <w:tcW w:type="dxa" w:w="1728"/>
           </w:tcPr>
-          <w:p/>
+          <w:p>
+            <w:r>
+              <w:t>M2增速</w:t>
+            </w:r>
+          </w:p>
         </w:tc>
         <w:tc>
           <w:tcPr>
             <w:tcW w:type="dxa" w:w="1728"/>
           </w:tcPr>
-          <w:p/>
+          <w:p>
+            <w:r>
+              <w:t>dM2</w:t>
+            </w:r>
+          </w:p>
         </w:tc>
         <w:tc>
           <w:tcPr>
             <w:tcW w:type="dxa" w:w="1728"/>
           </w:tcPr>
-          <w:p/>
+          <w:p>
+            <w:r>
+              <w:t>M2同比%</w:t>
+            </w:r>
+          </w:p>
         </w:tc>
         <w:tc>
           <w:tcPr>
             <w:tcW w:type="dxa" w:w="1728"/>
           </w:tcPr>
-          <w:p/>
+          <w:p>
+            <w:r>
+              <w:t>t</w:t>
+            </w:r>
+          </w:p>
         </w:tc>
       </w:tr>
       <w:tr>
@@ -1320,31 +1662,51 @@
           <w:tcPr>
             <w:tcW w:type="dxa" w:w="1728"/>
           </w:tcPr>
-          <w:p/>
+          <w:p>
+            <w:r>
+              <w:t>-区域</w:t>
+            </w:r>
+          </w:p>
         </w:tc>
         <w:tc>
           <w:tcPr>
             <w:tcW w:type="dxa" w:w="1728"/>
           </w:tcPr>
-          <w:p/>
+          <w:p>
+            <w:r>
+              <w:t>二线虚拟</w:t>
+            </w:r>
+          </w:p>
         </w:tc>
         <w:tc>
           <w:tcPr>
             <w:tcW w:type="dxa" w:w="1728"/>
           </w:tcPr>
-          <w:p/>
+          <w:p>
+            <w:r>
+              <w:t>T2</w:t>
+            </w:r>
+          </w:p>
         </w:tc>
         <w:tc>
           <w:tcPr>
             <w:tcW w:type="dxa" w:w="1728"/>
           </w:tcPr>
-          <w:p/>
+          <w:p>
+            <w:r>
+              <w:t>=1 if T2</w:t>
+            </w:r>
+          </w:p>
         </w:tc>
         <w:tc>
           <w:tcPr>
             <w:tcW w:type="dxa" w:w="1728"/>
           </w:tcPr>
-          <w:p/>
+          <w:p>
+            <w:r>
+              <w:t>i</w:t>
+            </w:r>
+          </w:p>
         </w:tc>
       </w:tr>
       <w:tr>
@@ -1352,31 +1714,49 @@
           <w:tcPr>
             <w:tcW w:type="dxa" w:w="1728"/>
           </w:tcPr>
-          <w:p/>
+          <w:p>
+            <w:r/>
+          </w:p>
         </w:tc>
         <w:tc>
           <w:tcPr>
             <w:tcW w:type="dxa" w:w="1728"/>
           </w:tcPr>
-          <w:p/>
+          <w:p>
+            <w:r>
+              <w:t>三四线虚拟</w:t>
+            </w:r>
+          </w:p>
         </w:tc>
         <w:tc>
           <w:tcPr>
             <w:tcW w:type="dxa" w:w="1728"/>
           </w:tcPr>
-          <w:p/>
+          <w:p>
+            <w:r>
+              <w:t>T3</w:t>
+            </w:r>
+          </w:p>
         </w:tc>
         <w:tc>
           <w:tcPr>
             <w:tcW w:type="dxa" w:w="1728"/>
           </w:tcPr>
-          <w:p/>
+          <w:p>
+            <w:r>
+              <w:t>=1 if T3</w:t>
+            </w:r>
+          </w:p>
         </w:tc>
         <w:tc>
           <w:tcPr>
             <w:tcW w:type="dxa" w:w="1728"/>
           </w:tcPr>
-          <w:p/>
+          <w:p>
+            <w:r>
+              <w:t>i</w:t>
+            </w:r>
+          </w:p>
         </w:tc>
       </w:tr>
       <w:tr>
@@ -1384,31 +1764,49 @@
           <w:tcPr>
             <w:tcW w:type="dxa" w:w="1728"/>
           </w:tcPr>
-          <w:p/>
+          <w:p>
+            <w:r/>
+          </w:p>
         </w:tc>
         <w:tc>
           <w:tcPr>
             <w:tcW w:type="dxa" w:w="1728"/>
           </w:tcPr>
-          <w:p/>
+          <w:p>
+            <w:r>
+              <w:t>县域虚拟</w:t>
+            </w:r>
+          </w:p>
         </w:tc>
         <w:tc>
           <w:tcPr>
             <w:tcW w:type="dxa" w:w="1728"/>
           </w:tcPr>
-          <w:p/>
+          <w:p>
+            <w:r>
+              <w:t>T4</w:t>
+            </w:r>
+          </w:p>
         </w:tc>
         <w:tc>
           <w:tcPr>
             <w:tcW w:type="dxa" w:w="1728"/>
           </w:tcPr>
-          <w:p/>
+          <w:p>
+            <w:r>
+              <w:t>=1 if T4</w:t>
+            </w:r>
+          </w:p>
         </w:tc>
         <w:tc>
           <w:tcPr>
             <w:tcW w:type="dxa" w:w="1728"/>
           </w:tcPr>
-          <w:p/>
+          <w:p>
+            <w:r>
+              <w:t>i</w:t>
+            </w:r>
+          </w:p>
         </w:tc>
       </w:tr>
       <w:tr>
@@ -1416,31 +1814,51 @@
           <w:tcPr>
             <w:tcW w:type="dxa" w:w="1728"/>
           </w:tcPr>
-          <w:p/>
+          <w:p>
+            <w:r>
+              <w:t>-行业</w:t>
+            </w:r>
+          </w:p>
         </w:tc>
         <w:tc>
           <w:tcPr>
             <w:tcW w:type="dxa" w:w="1728"/>
           </w:tcPr>
-          <w:p/>
+          <w:p>
+            <w:r>
+              <w:t>快餐</w:t>
+            </w:r>
+          </w:p>
         </w:tc>
         <w:tc>
           <w:tcPr>
             <w:tcW w:type="dxa" w:w="1728"/>
           </w:tcPr>
-          <w:p/>
+          <w:p>
+            <w:r>
+              <w:t>I2</w:t>
+            </w:r>
+          </w:p>
         </w:tc>
         <w:tc>
           <w:tcPr>
             <w:tcW w:type="dxa" w:w="1728"/>
           </w:tcPr>
-          <w:p/>
+          <w:p>
+            <w:r>
+              <w:t>=1 if 快餐</w:t>
+            </w:r>
+          </w:p>
         </w:tc>
         <w:tc>
           <w:tcPr>
             <w:tcW w:type="dxa" w:w="1728"/>
           </w:tcPr>
-          <w:p/>
+          <w:p>
+            <w:r>
+              <w:t>i</w:t>
+            </w:r>
+          </w:p>
         </w:tc>
       </w:tr>
       <w:tr>
@@ -1448,31 +1866,49 @@
           <w:tcPr>
             <w:tcW w:type="dxa" w:w="1728"/>
           </w:tcPr>
-          <w:p/>
+          <w:p>
+            <w:r/>
+          </w:p>
         </w:tc>
         <w:tc>
           <w:tcPr>
             <w:tcW w:type="dxa" w:w="1728"/>
           </w:tcPr>
-          <w:p/>
+          <w:p>
+            <w:r>
+              <w:t>火锅</w:t>
+            </w:r>
+          </w:p>
         </w:tc>
         <w:tc>
           <w:tcPr>
             <w:tcW w:type="dxa" w:w="1728"/>
           </w:tcPr>
-          <w:p/>
+          <w:p>
+            <w:r>
+              <w:t>I3</w:t>
+            </w:r>
+          </w:p>
         </w:tc>
         <w:tc>
           <w:tcPr>
             <w:tcW w:type="dxa" w:w="1728"/>
           </w:tcPr>
-          <w:p/>
+          <w:p>
+            <w:r>
+              <w:t>=1 if 火锅</w:t>
+            </w:r>
+          </w:p>
         </w:tc>
         <w:tc>
           <w:tcPr>
             <w:tcW w:type="dxa" w:w="1728"/>
           </w:tcPr>
-          <w:p/>
+          <w:p>
+            <w:r>
+              <w:t>i</w:t>
+            </w:r>
+          </w:p>
         </w:tc>
       </w:tr>
       <w:tr>
@@ -1480,31 +1916,49 @@
           <w:tcPr>
             <w:tcW w:type="dxa" w:w="1728"/>
           </w:tcPr>
-          <w:p/>
+          <w:p>
+            <w:r/>
+          </w:p>
         </w:tc>
         <w:tc>
           <w:tcPr>
             <w:tcW w:type="dxa" w:w="1728"/>
           </w:tcPr>
-          <w:p/>
+          <w:p>
+            <w:r>
+              <w:t>饮品</w:t>
+            </w:r>
+          </w:p>
         </w:tc>
         <w:tc>
           <w:tcPr>
             <w:tcW w:type="dxa" w:w="1728"/>
           </w:tcPr>
-          <w:p/>
+          <w:p>
+            <w:r>
+              <w:t>I4</w:t>
+            </w:r>
+          </w:p>
         </w:tc>
         <w:tc>
           <w:tcPr>
             <w:tcW w:type="dxa" w:w="1728"/>
           </w:tcPr>
-          <w:p/>
+          <w:p>
+            <w:r>
+              <w:t>=1 if 饮品</w:t>
+            </w:r>
+          </w:p>
         </w:tc>
         <w:tc>
           <w:tcPr>
             <w:tcW w:type="dxa" w:w="1728"/>
           </w:tcPr>
-          <w:p/>
+          <w:p>
+            <w:r>
+              <w:t>i</w:t>
+            </w:r>
+          </w:p>
         </w:tc>
       </w:tr>
       <w:tr>
@@ -1512,63 +1966,49 @@
           <w:tcPr>
             <w:tcW w:type="dxa" w:w="1728"/>
           </w:tcPr>
-          <w:p/>
+          <w:p>
+            <w:r/>
+          </w:p>
         </w:tc>
         <w:tc>
           <w:tcPr>
             <w:tcW w:type="dxa" w:w="1728"/>
           </w:tcPr>
-          <w:p/>
+          <w:p>
+            <w:r>
+              <w:t>其他</w:t>
+            </w:r>
+          </w:p>
         </w:tc>
         <w:tc>
           <w:tcPr>
             <w:tcW w:type="dxa" w:w="1728"/>
           </w:tcPr>
-          <w:p/>
+          <w:p>
+            <w:r>
+              <w:t>I5</w:t>
+            </w:r>
+          </w:p>
         </w:tc>
         <w:tc>
           <w:tcPr>
             <w:tcW w:type="dxa" w:w="1728"/>
           </w:tcPr>
-          <w:p/>
+          <w:p>
+            <w:r>
+              <w:t>=1 if 其他</w:t>
+            </w:r>
+          </w:p>
         </w:tc>
         <w:tc>
           <w:tcPr>
             <w:tcW w:type="dxa" w:w="1728"/>
           </w:tcPr>
-          <w:p/>
-        </w:tc>
-      </w:tr>
-      <w:tr>
-        <w:tc>
-          <w:tcPr>
-            <w:tcW w:type="dxa" w:w="1728"/>
-          </w:tcPr>
-          <w:p/>
-        </w:tc>
-        <w:tc>
-          <w:tcPr>
-            <w:tcW w:type="dxa" w:w="1728"/>
-          </w:tcPr>
-          <w:p/>
-        </w:tc>
-        <w:tc>
-          <w:tcPr>
-            <w:tcW w:type="dxa" w:w="1728"/>
-          </w:tcPr>
-          <w:p/>
-        </w:tc>
-        <w:tc>
-          <w:tcPr>
-            <w:tcW w:type="dxa" w:w="1728"/>
-          </w:tcPr>
-          <w:p/>
-        </w:tc>
-        <w:tc>
-          <w:tcPr>
-            <w:tcW w:type="dxa" w:w="1728"/>
-          </w:tcPr>
-          <w:p/>
+          <w:p>
+            <w:r>
+              <w:t>i</w:t>
+            </w:r>
+          </w:p>
         </w:tc>
       </w:tr>
       <w:tr>
@@ -1609,7 +2049,15 @@
         <w:pStyle w:val="Heading1"/>
       </w:pPr>
       <w:r>
-        <w:t>五、预期结果 | Expected Results</w:t>
+        <w:t>五、预期结果</w:t>
+      </w:r>
+    </w:p>
+    <w:p>
+      <w:pPr>
+        <w:pStyle w:val="Heading2"/>
+      </w:pPr>
+      <w:r>
+        <w:t>5.1 核心假设</w:t>
       </w:r>
     </w:p>
     <w:tbl>
@@ -1768,7 +2216,7 @@
           </w:tcPr>
           <w:p>
             <w:r>
-              <w:t>R2_joint &gt; R2_single</w:t>
+              <w:t>R²_joint &gt; R²_single</w:t>
             </w:r>
           </w:p>
         </w:tc>
@@ -1786,10 +2234,33 @@
     </w:tbl>
     <w:p>
       <w:pPr>
+        <w:pStyle w:val="Heading2"/>
+      </w:pPr>
+      <w:r>
+        <w:t>5.2 稳健性预期</w:t>
+      </w:r>
+    </w:p>
+    <w:p>
+      <w:r>
+        <w:t>• 替换被解释变量后系数符号一致</w:t>
+      </w:r>
+    </w:p>
+    <w:p>
+      <w:r>
+        <w:t>• 滞后解释变量系数衰减但显著</w:t>
+      </w:r>
+    </w:p>
+    <w:p>
+      <w:r>
+        <w:t>• 分区域/行业子样本结果一致</w:t>
+      </w:r>
+    </w:p>
+    <w:p>
+      <w:pPr>
         <w:pStyle w:val="Heading1"/>
       </w:pPr>
       <w:r>
-        <w:t>六、参考文献 | References</w:t>
+        <w:t>六、参考文献</w:t>
       </w:r>
     </w:p>
     <w:p>
@@ -2231,6 +2702,10 @@
     <w:name w:val="Normal"/>
     <w:qFormat/>
     <w:rsid w:val="00FC693F"/>
+    <w:rPr>
+      <w:rFonts w:ascii="Calibri" w:hAnsi="Calibri"/>
+      <w:sz w:val="22"/>
+    </w:rPr>
   </w:style>
   <w:style w:type="paragraph" w:styleId="Header">
     <w:name w:val="header"/>
